--- a/Talari_Pradeep.docx
+++ b/Talari_Pradeep.docx
@@ -26,7 +26,7 @@
           <w:color w:val="404040"/>
           <w:sz w:val="19"/>
         </w:rPr>
-        <w:t>📧 talaripradeep45@gmail.com  |  📱 +91-7330737488  |  📍 Bangalore, India  |  🔗 linkedin.com/in/pradeep-talari  |  🐙 github.com/Pradeeptalari14  |  🌐 talaripradeep.info</w:t>
+        <w:t>talaripradeep45@gmail.com  |  +91-7330737488  |  Bangalore, India  |  linkedin.com/in/pradeep-talari  |  github.com/Pradeeptalari14  |  talaripradeep.info</w:t>
       </w:r>
     </w:p>
     <w:p>
